--- a/CLAUDE.docx
+++ b/CLAUDE.docx
@@ -322,13 +322,13 @@
           <w:b/>
           <w:bCs/>
         </w:rPr>
-        <w:t xml:space="preserve">Frontier model only</w:t>
-      </w:r>
-      <w:r>
-        <w:t xml:space="preserve"> </w:t>
-      </w:r>
-      <w:r>
-        <w:t xml:space="preserve">(Claude via Anthropic API) - no local model comparison in this grant</w:t>
+        <w:t xml:space="preserve">Participating units:</w:t>
+      </w:r>
+      <w:r>
+        <w:t xml:space="preserve"> </w:t>
+      </w:r>
+      <w:r>
+        <w:t xml:space="preserve">ISYS6018 (~50), MGMT6076 (~30), MKTG1000 (~220); potential 4th unit TBC</w:t>
       </w:r>
     </w:p>
     <w:p>
@@ -344,13 +344,13 @@
           <w:b/>
           <w:bCs/>
         </w:rPr>
-        <w:t xml:space="preserve">Nudge variant pool</w:t>
-      </w:r>
-      <w:r>
-        <w:t xml:space="preserve"> </w:t>
-      </w:r>
-      <w:r>
-        <w:t xml:space="preserve">(10 variants, randomly selected per turn) to reduce habituation</w:t>
+        <w:t xml:space="preserve">Frontier model only</w:t>
+      </w:r>
+      <w:r>
+        <w:t xml:space="preserve"> </w:t>
+      </w:r>
+      <w:r>
+        <w:t xml:space="preserve">(Claude via Anthropic API) - no local model comparison in this grant</w:t>
       </w:r>
     </w:p>
     <w:p>
@@ -366,13 +366,13 @@
           <w:b/>
           <w:bCs/>
         </w:rPr>
-        <w:t xml:space="preserve">Turn 1 excluded</w:t>
-      </w:r>
-      <w:r>
-        <w:t xml:space="preserve"> </w:t>
-      </w:r>
-      <w:r>
-        <w:t xml:space="preserve">from behavioural coding (no prior AI response to react to)</w:t>
+        <w:t xml:space="preserve">Nudge variant pool</w:t>
+      </w:r>
+      <w:r>
+        <w:t xml:space="preserve"> </w:t>
+      </w:r>
+      <w:r>
+        <w:t xml:space="preserve">(10 variants, randomly selected per turn) to reduce habituation</w:t>
       </w:r>
     </w:p>
     <w:p>
@@ -388,13 +388,13 @@
           <w:b/>
           <w:bCs/>
         </w:rPr>
-        <w:t xml:space="preserve">Delegation derived</w:t>
-      </w:r>
-      <w:r>
-        <w:t xml:space="preserve"> </w:t>
-      </w:r>
-      <w:r>
-        <w:t xml:space="preserve">in analysis (FU=0, CH=0, EX=0), not coded by RA</w:t>
+        <w:t xml:space="preserve">Turn 1 excluded</w:t>
+      </w:r>
+      <w:r>
+        <w:t xml:space="preserve"> </w:t>
+      </w:r>
+      <w:r>
+        <w:t xml:space="preserve">from behavioural coding (no prior AI response to react to)</w:t>
       </w:r>
     </w:p>
     <w:p>
@@ -410,13 +410,13 @@
           <w:b/>
           <w:bCs/>
         </w:rPr>
-        <w:t xml:space="preserve">Dual scoring:</w:t>
-      </w:r>
-      <w:r>
-        <w:t xml:space="preserve"> </w:t>
-      </w:r>
-      <w:r>
-        <w:t xml:space="preserve">unweighted (FU+CH+EX) and challenge-weighted (FU+2xCH+EX)</w:t>
+        <w:t xml:space="preserve">Delegation derived</w:t>
+      </w:r>
+      <w:r>
+        <w:t xml:space="preserve"> </w:t>
+      </w:r>
+      <w:r>
+        <w:t xml:space="preserve">in analysis (FU=0, CH=0, EX=0), not coded by RA</w:t>
       </w:r>
     </w:p>
     <w:p>
@@ -432,13 +432,13 @@
           <w:b/>
           <w:bCs/>
         </w:rPr>
-        <w:t xml:space="preserve">Mixed-effects models</w:t>
-      </w:r>
-      <w:r>
-        <w:t xml:space="preserve"> </w:t>
-      </w:r>
-      <w:r>
-        <w:t xml:space="preserve">(condition as fixed effect, unit as random intercept) for nesting</w:t>
+        <w:t xml:space="preserve">Dual scoring:</w:t>
+      </w:r>
+      <w:r>
+        <w:t xml:space="preserve"> </w:t>
+      </w:r>
+      <w:r>
+        <w:t xml:space="preserve">unweighted (FU+CH+EX) and challenge-weighted (FU+2xCH+EX)</w:t>
       </w:r>
     </w:p>
     <w:p>
@@ -454,13 +454,13 @@
           <w:b/>
           <w:bCs/>
         </w:rPr>
-        <w:t xml:space="preserve">Confidence calibration within-unit only</w:t>
-      </w:r>
-      <w:r>
-        <w:t xml:space="preserve"> </w:t>
-      </w:r>
-      <w:r>
-        <w:t xml:space="preserve">(task scores not comparable across disciplines)</w:t>
+        <w:t xml:space="preserve">Mixed-effects models</w:t>
+      </w:r>
+      <w:r>
+        <w:t xml:space="preserve"> </w:t>
+      </w:r>
+      <w:r>
+        <w:t xml:space="preserve">(condition as fixed effect, unit as random intercept) for nesting</w:t>
       </w:r>
     </w:p>
     <w:p>
@@ -476,13 +476,13 @@
           <w:b/>
           <w:bCs/>
         </w:rPr>
-        <w:t xml:space="preserve">Student numbers</w:t>
-      </w:r>
-      <w:r>
-        <w:t xml:space="preserve"> </w:t>
-      </w:r>
-      <w:r>
-        <w:t xml:space="preserve">collected at login for equity linkage, then permanently destroyed</w:t>
+        <w:t xml:space="preserve">Confidence calibration within-unit only</w:t>
+      </w:r>
+      <w:r>
+        <w:t xml:space="preserve"> </w:t>
+      </w:r>
+      <w:r>
+        <w:t xml:space="preserve">(task scores not comparable across disciplines)</w:t>
       </w:r>
     </w:p>
     <w:p>
@@ -498,13 +498,13 @@
           <w:b/>
           <w:bCs/>
         </w:rPr>
-        <w:t xml:space="preserve">System prompt</w:t>
-      </w:r>
-      <w:r>
-        <w:t xml:space="preserve"> </w:t>
-      </w:r>
-      <w:r>
-        <w:t xml:space="preserve">suppresses model engagement hooks to avoid contaminating control condition</w:t>
+        <w:t xml:space="preserve">Student numbers</w:t>
+      </w:r>
+      <w:r>
+        <w:t xml:space="preserve"> </w:t>
+      </w:r>
+      <w:r>
+        <w:t xml:space="preserve">collected at login for equity linkage, then permanently destroyed</w:t>
       </w:r>
     </w:p>
     <w:p>
@@ -520,6 +520,28 @@
           <w:b/>
           <w:bCs/>
         </w:rPr>
+        <w:t xml:space="preserve">System prompt</w:t>
+      </w:r>
+      <w:r>
+        <w:t xml:space="preserve"> </w:t>
+      </w:r>
+      <w:r>
+        <w:t xml:space="preserve">suppresses model engagement hooks to avoid contaminating control condition</w:t>
+      </w:r>
+    </w:p>
+    <w:p>
+      <w:pPr>
+        <w:pStyle w:val="Compact"/>
+        <w:numPr>
+          <w:ilvl w:val="0"/>
+          <w:numId w:val="1003"/>
+        </w:numPr>
+      </w:pPr>
+      <w:r>
+        <w:rPr>
+          <w:b/>
+          <w:bCs/>
+        </w:rPr>
         <w:t xml:space="preserve">Australian English</w:t>
       </w:r>
       <w:r>
@@ -608,7 +630,7 @@
         <w:rPr>
           <w:rStyle w:val="VerbatimChar"/>
         </w:rPr>
-        <w:t xml:space="preserve">paper-outline.qmd            ACIS 2026 paper structure</w:t>
+        <w:t xml:space="preserve">paper-outline.qmd            ACIS 2027 paper structure</w:t>
       </w:r>
       <w:r>
         <w:br/>
